--- a/legal/심리상담사업자_제휴계약서_초안.docx
+++ b/legal/심리상담사업자_제휴계약서_초안.docx
@@ -505,7 +505,23 @@
           <w:szCs w:val="19"/>
           <w:rFonts w:ascii="맑은 고딕" w:cs="맑은 고딕" w:eastAsia="맑은 고딕" w:hAnsi="맑은 고딕"/>
         </w:rPr>
-        <w:t xml:space="preserve">12. ‘상담소 채널’: 다음 중 하나에 해당하는 상담 예약 또는 음성 통화를 말한다. (가) 내담자가 을과 연결된 상태에서 생성된 것 (나) 을 소속 상담사가 제공하는 것(내담자의 연결 여부와 관계없다)</w:t>
+        <w:t xml:space="preserve">12. ‘상담소 채널’: 을 소속 상담사가 제공하는 상담 예약 또는 음성 통화를 말한다(내담자의 연결 여부와 관계없다).</w:t>
+      </w:r>
+    </w:p>
+    <w:p>
+      <w:pPr>
+        <w:spacing w:after="40" w:line="300"/>
+        <w:ind w:left="560" w:hanging="260"/>
+      </w:pPr>
+      <w:r>
+        <w:rPr>
+          <w:b w:val="false"/>
+          <w:bCs w:val="false"/>
+          <w:sz w:val="19"/>
+          <w:szCs w:val="19"/>
+          <w:rFonts w:ascii="맑은 고딕" w:cs="맑은 고딕" w:eastAsia="맑은 고딕" w:hAnsi="맑은 고딕"/>
+        </w:rPr>
+        <w:t xml:space="preserve">12-1. ‘소개 채널’: 내담자가 을과 연결된 상태에서 을 소속이 아닌 상담사(갑의 개인 상담사)와 하는 상담 예약 또는 음성 통화를 말한다.</w:t>
       </w:r>
     </w:p>
     <w:p>
@@ -2920,6 +2936,616 @@
       <w:pPr>
         <w:spacing w:before="0" w:after="120"/>
       </w:pPr>
+    </w:p>
+    <w:p>
+      <w:pPr>
+        <w:spacing w:after="60" w:line="320"/>
+        <w:ind w:left="240" w:hanging="240"/>
+      </w:pPr>
+      <w:r>
+        <w:rPr>
+          <w:b w:val="false"/>
+          <w:bCs w:val="false"/>
+          <w:sz w:val="20"/>
+          <w:szCs w:val="20"/>
+          <w:rFonts w:ascii="맑은 고딕" w:cs="맑은 고딕" w:eastAsia="맑은 고딕" w:hAnsi="맑은 고딕"/>
+        </w:rPr>
+        <w:t xml:space="preserve">①-1 소개 채널 상담(을과 연결된 내담자가 갑의 개인 상담사와 하는 상담)의 상담료는 다음과 같이 나눈다. 상담사에 대한 보수는 갑이 지급하며, 을은 소개료만 받는다.</w:t>
+      </w:r>
+    </w:p>
+    <w:tbl>
+      <w:tblPr>
+        <w:tblW w:type="dxa" w:w="9026"/>
+        <w:tblBorders>
+          <w:top w:val="single" w:color="auto" w:sz="4"/>
+          <w:left w:val="single" w:color="auto" w:sz="4"/>
+          <w:bottom w:val="single" w:color="auto" w:sz="4"/>
+          <w:right w:val="single" w:color="auto" w:sz="4"/>
+          <w:insideH w:val="single" w:color="auto" w:sz="4"/>
+          <w:insideV w:val="single" w:color="auto" w:sz="4"/>
+        </w:tblBorders>
+        <w:tblLayout w:type="fixed"/>
+      </w:tblPr>
+      <w:tblGrid>
+        <w:gridCol w:w="2000"/>
+        <w:gridCol w:w="2500"/>
+        <w:gridCol w:w="4526"/>
+      </w:tblGrid>
+      <w:tr>
+        <w:trPr>
+          <w:tblHeader/>
+        </w:trPr>
+        <w:tc>
+          <w:tcPr>
+            <w:tcW w:type="dxa" w:w="2000"/>
+            <w:tcBorders>
+              <w:top w:val="single" w:color="999999" w:sz="4"/>
+              <w:left w:val="single" w:color="999999" w:sz="4"/>
+              <w:bottom w:val="single" w:color="999999" w:sz="4"/>
+              <w:right w:val="single" w:color="999999" w:sz="4"/>
+            </w:tcBorders>
+            <w:shd w:fill="E8EEF4" w:color="auto" w:val="clear"/>
+            <w:tcMar>
+              <w:top w:type="dxa" w:w="60"/>
+              <w:left w:type="dxa" w:w="100"/>
+              <w:bottom w:type="dxa" w:w="60"/>
+              <w:right w:type="dxa" w:w="100"/>
+            </w:tcMar>
+            <w:vAlign w:val="center"/>
+          </w:tcPr>
+          <w:p>
+            <w:pPr>
+              <w:spacing w:before="0" w:after="0" w:line="300"/>
+              <w:jc w:val="center"/>
+            </w:pPr>
+            <w:r>
+              <w:rPr>
+                <w:b/>
+                <w:bCs/>
+                <w:sz w:val="19"/>
+                <w:szCs w:val="19"/>
+                <w:rFonts w:ascii="맑은 고딕" w:cs="맑은 고딕" w:eastAsia="맑은 고딕" w:hAnsi="맑은 고딕"/>
+              </w:rPr>
+              <w:t xml:space="preserve">구분</w:t>
+            </w:r>
+          </w:p>
+        </w:tc>
+        <w:tc>
+          <w:tcPr>
+            <w:tcW w:type="dxa" w:w="2500"/>
+            <w:tcBorders>
+              <w:top w:val="single" w:color="999999" w:sz="4"/>
+              <w:left w:val="single" w:color="999999" w:sz="4"/>
+              <w:bottom w:val="single" w:color="999999" w:sz="4"/>
+              <w:right w:val="single" w:color="999999" w:sz="4"/>
+            </w:tcBorders>
+            <w:shd w:fill="E8EEF4" w:color="auto" w:val="clear"/>
+            <w:tcMar>
+              <w:top w:type="dxa" w:w="60"/>
+              <w:left w:type="dxa" w:w="100"/>
+              <w:bottom w:type="dxa" w:w="60"/>
+              <w:right w:type="dxa" w:w="100"/>
+            </w:tcMar>
+            <w:vAlign w:val="center"/>
+          </w:tcPr>
+          <w:p>
+            <w:pPr>
+              <w:spacing w:before="0" w:after="0" w:line="300"/>
+              <w:jc w:val="center"/>
+            </w:pPr>
+            <w:r>
+              <w:rPr>
+                <w:b/>
+                <w:bCs/>
+                <w:sz w:val="19"/>
+                <w:szCs w:val="19"/>
+                <w:rFonts w:ascii="맑은 고딕" w:cs="맑은 고딕" w:eastAsia="맑은 고딕" w:hAnsi="맑은 고딕"/>
+              </w:rPr>
+              <w:t xml:space="preserve">비율</w:t>
+            </w:r>
+          </w:p>
+        </w:tc>
+        <w:tc>
+          <w:tcPr>
+            <w:tcW w:type="dxa" w:w="4526"/>
+            <w:tcBorders>
+              <w:top w:val="single" w:color="999999" w:sz="4"/>
+              <w:left w:val="single" w:color="999999" w:sz="4"/>
+              <w:bottom w:val="single" w:color="999999" w:sz="4"/>
+              <w:right w:val="single" w:color="999999" w:sz="4"/>
+            </w:tcBorders>
+            <w:shd w:fill="E8EEF4" w:color="auto" w:val="clear"/>
+            <w:tcMar>
+              <w:top w:type="dxa" w:w="60"/>
+              <w:left w:type="dxa" w:w="100"/>
+              <w:bottom w:type="dxa" w:w="60"/>
+              <w:right w:type="dxa" w:w="100"/>
+            </w:tcMar>
+            <w:vAlign w:val="center"/>
+          </w:tcPr>
+          <w:p>
+            <w:pPr>
+              <w:spacing w:before="0" w:after="0" w:line="300"/>
+              <w:jc w:val="center"/>
+            </w:pPr>
+            <w:r>
+              <w:rPr>
+                <w:b/>
+                <w:bCs/>
+                <w:sz w:val="19"/>
+                <w:szCs w:val="19"/>
+                <w:rFonts w:ascii="맑은 고딕" w:cs="맑은 고딕" w:eastAsia="맑은 고딕" w:hAnsi="맑은 고딕"/>
+              </w:rPr>
+              <w:t xml:space="preserve">비고</w:t>
+            </w:r>
+          </w:p>
+        </w:tc>
+      </w:tr>
+      <w:tr>
+        <w:trPr>
+          <w:cantSplit/>
+        </w:trPr>
+        <w:tc>
+          <w:tcPr>
+            <w:tcW w:type="dxa" w:w="2000"/>
+            <w:tcBorders>
+              <w:top w:val="single" w:color="999999" w:sz="4"/>
+              <w:left w:val="single" w:color="999999" w:sz="4"/>
+              <w:bottom w:val="single" w:color="999999" w:sz="4"/>
+              <w:right w:val="single" w:color="999999" w:sz="4"/>
+            </w:tcBorders>
+            <w:tcMar>
+              <w:top w:type="dxa" w:w="60"/>
+              <w:left w:type="dxa" w:w="100"/>
+              <w:bottom w:type="dxa" w:w="60"/>
+              <w:right w:type="dxa" w:w="100"/>
+            </w:tcMar>
+            <w:vAlign w:val="center"/>
+          </w:tcPr>
+          <w:p>
+            <w:pPr>
+              <w:spacing w:before="0" w:after="0" w:line="300"/>
+              <w:jc w:val="left"/>
+            </w:pPr>
+            <w:r>
+              <w:rPr>
+                <w:b w:val="false"/>
+                <w:bCs w:val="false"/>
+                <w:sz w:val="19"/>
+                <w:szCs w:val="19"/>
+                <w:rFonts w:ascii="맑은 고딕" w:cs="맑은 고딕" w:eastAsia="맑은 고딕" w:hAnsi="맑은 고딕"/>
+              </w:rPr>
+              <w:t xml:space="preserve">상담사</w:t>
+            </w:r>
+          </w:p>
+        </w:tc>
+        <w:tc>
+          <w:tcPr>
+            <w:tcW w:type="dxa" w:w="2500"/>
+            <w:tcBorders>
+              <w:top w:val="single" w:color="999999" w:sz="4"/>
+              <w:left w:val="single" w:color="999999" w:sz="4"/>
+              <w:bottom w:val="single" w:color="999999" w:sz="4"/>
+              <w:right w:val="single" w:color="999999" w:sz="4"/>
+            </w:tcBorders>
+            <w:tcMar>
+              <w:top w:type="dxa" w:w="60"/>
+              <w:left w:type="dxa" w:w="100"/>
+              <w:bottom w:type="dxa" w:w="60"/>
+              <w:right w:type="dxa" w:w="100"/>
+            </w:tcMar>
+            <w:vAlign w:val="center"/>
+          </w:tcPr>
+          <w:p>
+            <w:pPr>
+              <w:spacing w:before="0" w:after="0" w:line="300"/>
+              <w:jc w:val="left"/>
+            </w:pPr>
+            <w:r>
+              <w:rPr>
+                <w:b w:val="false"/>
+                <w:bCs w:val="false"/>
+                <w:sz w:val="19"/>
+                <w:szCs w:val="19"/>
+                <w:rFonts w:ascii="맑은 고딕" w:cs="맑은 고딕" w:eastAsia="맑은 고딕" w:hAnsi="맑은 고딕"/>
+              </w:rPr>
+              <w:t xml:space="preserve">60,000원까지 70%, 넘는 부분 55%</w:t>
+            </w:r>
+          </w:p>
+        </w:tc>
+        <w:tc>
+          <w:tcPr>
+            <w:tcW w:type="dxa" w:w="4526"/>
+            <w:tcBorders>
+              <w:top w:val="single" w:color="999999" w:sz="4"/>
+              <w:left w:val="single" w:color="999999" w:sz="4"/>
+              <w:bottom w:val="single" w:color="999999" w:sz="4"/>
+              <w:right w:val="single" w:color="999999" w:sz="4"/>
+            </w:tcBorders>
+            <w:tcMar>
+              <w:top w:type="dxa" w:w="60"/>
+              <w:left w:type="dxa" w:w="100"/>
+              <w:bottom w:type="dxa" w:w="60"/>
+              <w:right w:type="dxa" w:w="100"/>
+            </w:tcMar>
+            <w:vAlign w:val="center"/>
+          </w:tcPr>
+          <w:p>
+            <w:pPr>
+              <w:spacing w:before="0" w:after="0" w:line="300"/>
+              <w:jc w:val="left"/>
+            </w:pPr>
+            <w:r>
+              <w:rPr>
+                <w:b w:val="false"/>
+                <w:bCs w:val="false"/>
+                <w:sz w:val="19"/>
+                <w:szCs w:val="19"/>
+                <w:rFonts w:ascii="맑은 고딕" w:cs="맑은 고딕" w:eastAsia="맑은 고딕" w:hAnsi="맑은 고딕"/>
+              </w:rPr>
+              <w:t xml:space="preserve">갑이 지급 (을은 관여하지 않는다)</w:t>
+            </w:r>
+          </w:p>
+        </w:tc>
+      </w:tr>
+      <w:tr>
+        <w:trPr>
+          <w:cantSplit/>
+        </w:trPr>
+        <w:tc>
+          <w:tcPr>
+            <w:tcW w:type="dxa" w:w="2000"/>
+            <w:tcBorders>
+              <w:top w:val="single" w:color="999999" w:sz="4"/>
+              <w:left w:val="single" w:color="999999" w:sz="4"/>
+              <w:bottom w:val="single" w:color="999999" w:sz="4"/>
+              <w:right w:val="single" w:color="999999" w:sz="4"/>
+            </w:tcBorders>
+            <w:tcMar>
+              <w:top w:type="dxa" w:w="60"/>
+              <w:left w:type="dxa" w:w="100"/>
+              <w:bottom w:type="dxa" w:w="60"/>
+              <w:right w:type="dxa" w:w="100"/>
+            </w:tcMar>
+            <w:vAlign w:val="center"/>
+          </w:tcPr>
+          <w:p>
+            <w:pPr>
+              <w:spacing w:before="0" w:after="0" w:line="300"/>
+              <w:jc w:val="left"/>
+            </w:pPr>
+            <w:r>
+              <w:rPr>
+                <w:b w:val="false"/>
+                <w:bCs w:val="false"/>
+                <w:sz w:val="19"/>
+                <w:szCs w:val="19"/>
+                <w:rFonts w:ascii="맑은 고딕" w:cs="맑은 고딕" w:eastAsia="맑은 고딕" w:hAnsi="맑은 고딕"/>
+              </w:rPr>
+              <w:t xml:space="preserve">을(상담소)</w:t>
+            </w:r>
+          </w:p>
+        </w:tc>
+        <w:tc>
+          <w:tcPr>
+            <w:tcW w:type="dxa" w:w="2500"/>
+            <w:tcBorders>
+              <w:top w:val="single" w:color="999999" w:sz="4"/>
+              <w:left w:val="single" w:color="999999" w:sz="4"/>
+              <w:bottom w:val="single" w:color="999999" w:sz="4"/>
+              <w:right w:val="single" w:color="999999" w:sz="4"/>
+            </w:tcBorders>
+            <w:tcMar>
+              <w:top w:type="dxa" w:w="60"/>
+              <w:left w:type="dxa" w:w="100"/>
+              <w:bottom w:type="dxa" w:w="60"/>
+              <w:right w:type="dxa" w:w="100"/>
+            </w:tcMar>
+            <w:vAlign w:val="center"/>
+          </w:tcPr>
+          <w:p>
+            <w:pPr>
+              <w:spacing w:before="0" w:after="0" w:line="300"/>
+              <w:jc w:val="left"/>
+            </w:pPr>
+            <w:r>
+              <w:rPr>
+                <w:b w:val="false"/>
+                <w:bCs w:val="false"/>
+                <w:sz w:val="19"/>
+                <w:szCs w:val="19"/>
+                <w:rFonts w:ascii="맑은 고딕" w:cs="맑은 고딕" w:eastAsia="맑은 고딕" w:hAnsi="맑은 고딕"/>
+              </w:rPr>
+              <w:t xml:space="preserve">20%</w:t>
+            </w:r>
+          </w:p>
+        </w:tc>
+        <w:tc>
+          <w:tcPr>
+            <w:tcW w:type="dxa" w:w="4526"/>
+            <w:tcBorders>
+              <w:top w:val="single" w:color="999999" w:sz="4"/>
+              <w:left w:val="single" w:color="999999" w:sz="4"/>
+              <w:bottom w:val="single" w:color="999999" w:sz="4"/>
+              <w:right w:val="single" w:color="999999" w:sz="4"/>
+            </w:tcBorders>
+            <w:tcMar>
+              <w:top w:type="dxa" w:w="60"/>
+              <w:left w:type="dxa" w:w="100"/>
+              <w:bottom w:type="dxa" w:w="60"/>
+              <w:right w:type="dxa" w:w="100"/>
+            </w:tcMar>
+            <w:vAlign w:val="center"/>
+          </w:tcPr>
+          <w:p>
+            <w:pPr>
+              <w:spacing w:before="0" w:after="0" w:line="300"/>
+              <w:jc w:val="left"/>
+            </w:pPr>
+            <w:r>
+              <w:rPr>
+                <w:b w:val="false"/>
+                <w:bCs w:val="false"/>
+                <w:sz w:val="19"/>
+                <w:szCs w:val="19"/>
+                <w:rFonts w:ascii="맑은 고딕" w:cs="맑은 고딕" w:eastAsia="맑은 고딕" w:hAnsi="맑은 고딕"/>
+              </w:rPr>
+              <w:t xml:space="preserve">내담자를 연결해 준 소개료. 갑이 을에게 지급</w:t>
+            </w:r>
+          </w:p>
+        </w:tc>
+      </w:tr>
+      <w:tr>
+        <w:trPr>
+          <w:cantSplit/>
+        </w:trPr>
+        <w:tc>
+          <w:tcPr>
+            <w:tcW w:type="dxa" w:w="2000"/>
+            <w:tcBorders>
+              <w:top w:val="single" w:color="999999" w:sz="4"/>
+              <w:left w:val="single" w:color="999999" w:sz="4"/>
+              <w:bottom w:val="single" w:color="999999" w:sz="4"/>
+              <w:right w:val="single" w:color="999999" w:sz="4"/>
+            </w:tcBorders>
+            <w:tcMar>
+              <w:top w:type="dxa" w:w="60"/>
+              <w:left w:type="dxa" w:w="100"/>
+              <w:bottom w:type="dxa" w:w="60"/>
+              <w:right w:type="dxa" w:w="100"/>
+            </w:tcMar>
+            <w:vAlign w:val="center"/>
+          </w:tcPr>
+          <w:p>
+            <w:pPr>
+              <w:spacing w:before="0" w:after="0" w:line="300"/>
+              <w:jc w:val="left"/>
+            </w:pPr>
+            <w:r>
+              <w:rPr>
+                <w:b w:val="false"/>
+                <w:bCs w:val="false"/>
+                <w:sz w:val="19"/>
+                <w:szCs w:val="19"/>
+                <w:rFonts w:ascii="맑은 고딕" w:cs="맑은 고딕" w:eastAsia="맑은 고딕" w:hAnsi="맑은 고딕"/>
+              </w:rPr>
+              <w:t xml:space="preserve">갑(회사)</w:t>
+            </w:r>
+          </w:p>
+        </w:tc>
+        <w:tc>
+          <w:tcPr>
+            <w:tcW w:type="dxa" w:w="2500"/>
+            <w:tcBorders>
+              <w:top w:val="single" w:color="999999" w:sz="4"/>
+              <w:left w:val="single" w:color="999999" w:sz="4"/>
+              <w:bottom w:val="single" w:color="999999" w:sz="4"/>
+              <w:right w:val="single" w:color="999999" w:sz="4"/>
+            </w:tcBorders>
+            <w:tcMar>
+              <w:top w:type="dxa" w:w="60"/>
+              <w:left w:type="dxa" w:w="100"/>
+              <w:bottom w:type="dxa" w:w="60"/>
+              <w:right w:type="dxa" w:w="100"/>
+            </w:tcMar>
+            <w:vAlign w:val="center"/>
+          </w:tcPr>
+          <w:p>
+            <w:pPr>
+              <w:spacing w:before="0" w:after="0" w:line="300"/>
+              <w:jc w:val="left"/>
+            </w:pPr>
+            <w:r>
+              <w:rPr>
+                <w:b w:val="false"/>
+                <w:bCs w:val="false"/>
+                <w:sz w:val="19"/>
+                <w:szCs w:val="19"/>
+                <w:rFonts w:ascii="맑은 고딕" w:cs="맑은 고딕" w:eastAsia="맑은 고딕" w:hAnsi="맑은 고딕"/>
+              </w:rPr>
+              <w:t xml:space="preserve">나머지 (60,000원 상담 시 7%)</w:t>
+            </w:r>
+          </w:p>
+        </w:tc>
+        <w:tc>
+          <w:tcPr>
+            <w:tcW w:type="dxa" w:w="4526"/>
+            <w:tcBorders>
+              <w:top w:val="single" w:color="999999" w:sz="4"/>
+              <w:left w:val="single" w:color="999999" w:sz="4"/>
+              <w:bottom w:val="single" w:color="999999" w:sz="4"/>
+              <w:right w:val="single" w:color="999999" w:sz="4"/>
+            </w:tcBorders>
+            <w:tcMar>
+              <w:top w:type="dxa" w:w="60"/>
+              <w:left w:type="dxa" w:w="100"/>
+              <w:bottom w:type="dxa" w:w="60"/>
+              <w:right w:type="dxa" w:w="100"/>
+            </w:tcMar>
+            <w:vAlign w:val="center"/>
+          </w:tcPr>
+          <w:p>
+            <w:pPr>
+              <w:spacing w:before="0" w:after="0" w:line="300"/>
+              <w:jc w:val="left"/>
+            </w:pPr>
+            <w:r>
+              <w:rPr>
+                <w:b w:val="false"/>
+                <w:bCs w:val="false"/>
+                <w:sz w:val="19"/>
+                <w:szCs w:val="19"/>
+                <w:rFonts w:ascii="맑은 고딕" w:cs="맑은 고딕" w:eastAsia="맑은 고딕" w:hAnsi="맑은 고딕"/>
+              </w:rPr>
+              <w:t xml:space="preserve">시스템 이용료</w:t>
+            </w:r>
+          </w:p>
+        </w:tc>
+      </w:tr>
+      <w:tr>
+        <w:trPr>
+          <w:cantSplit/>
+        </w:trPr>
+        <w:tc>
+          <w:tcPr>
+            <w:tcW w:type="dxa" w:w="2000"/>
+            <w:tcBorders>
+              <w:top w:val="single" w:color="999999" w:sz="4"/>
+              <w:left w:val="single" w:color="999999" w:sz="4"/>
+              <w:bottom w:val="single" w:color="999999" w:sz="4"/>
+              <w:right w:val="single" w:color="999999" w:sz="4"/>
+            </w:tcBorders>
+            <w:tcMar>
+              <w:top w:type="dxa" w:w="60"/>
+              <w:left w:type="dxa" w:w="100"/>
+              <w:bottom w:type="dxa" w:w="60"/>
+              <w:right w:type="dxa" w:w="100"/>
+            </w:tcMar>
+            <w:vAlign w:val="center"/>
+          </w:tcPr>
+          <w:p>
+            <w:pPr>
+              <w:spacing w:before="0" w:after="0" w:line="300"/>
+              <w:jc w:val="left"/>
+            </w:pPr>
+            <w:r>
+              <w:rPr>
+                <w:b w:val="false"/>
+                <w:bCs w:val="false"/>
+                <w:sz w:val="19"/>
+                <w:szCs w:val="19"/>
+                <w:rFonts w:ascii="맑은 고딕" w:cs="맑은 고딕" w:eastAsia="맑은 고딕" w:hAnsi="맑은 고딕"/>
+              </w:rPr>
+              <w:t xml:space="preserve">결제수수료</w:t>
+            </w:r>
+          </w:p>
+        </w:tc>
+        <w:tc>
+          <w:tcPr>
+            <w:tcW w:type="dxa" w:w="2500"/>
+            <w:tcBorders>
+              <w:top w:val="single" w:color="999999" w:sz="4"/>
+              <w:left w:val="single" w:color="999999" w:sz="4"/>
+              <w:bottom w:val="single" w:color="999999" w:sz="4"/>
+              <w:right w:val="single" w:color="999999" w:sz="4"/>
+            </w:tcBorders>
+            <w:tcMar>
+              <w:top w:type="dxa" w:w="60"/>
+              <w:left w:type="dxa" w:w="100"/>
+              <w:bottom w:type="dxa" w:w="60"/>
+              <w:right w:type="dxa" w:w="100"/>
+            </w:tcMar>
+            <w:vAlign w:val="center"/>
+          </w:tcPr>
+          <w:p>
+            <w:pPr>
+              <w:spacing w:before="0" w:after="0" w:line="300"/>
+              <w:jc w:val="left"/>
+            </w:pPr>
+            <w:r>
+              <w:rPr>
+                <w:b w:val="false"/>
+                <w:bCs w:val="false"/>
+                <w:sz w:val="19"/>
+                <w:szCs w:val="19"/>
+                <w:rFonts w:ascii="맑은 고딕" w:cs="맑은 고딕" w:eastAsia="맑은 고딕" w:hAnsi="맑은 고딕"/>
+              </w:rPr>
+              <w:t xml:space="preserve">3%</w:t>
+            </w:r>
+          </w:p>
+        </w:tc>
+        <w:tc>
+          <w:tcPr>
+            <w:tcW w:type="dxa" w:w="4526"/>
+            <w:tcBorders>
+              <w:top w:val="single" w:color="999999" w:sz="4"/>
+              <w:left w:val="single" w:color="999999" w:sz="4"/>
+              <w:bottom w:val="single" w:color="999999" w:sz="4"/>
+              <w:right w:val="single" w:color="999999" w:sz="4"/>
+            </w:tcBorders>
+            <w:tcMar>
+              <w:top w:type="dxa" w:w="60"/>
+              <w:left w:type="dxa" w:w="100"/>
+              <w:bottom w:type="dxa" w:w="60"/>
+              <w:right w:type="dxa" w:w="100"/>
+            </w:tcMar>
+            <w:vAlign w:val="center"/>
+          </w:tcPr>
+          <w:p>
+            <w:pPr>
+              <w:spacing w:before="0" w:after="0" w:line="300"/>
+              <w:jc w:val="left"/>
+            </w:pPr>
+            <w:r>
+              <w:rPr>
+                <w:b w:val="false"/>
+                <w:bCs w:val="false"/>
+                <w:sz w:val="19"/>
+                <w:szCs w:val="19"/>
+                <w:rFonts w:ascii="맑은 고딕" w:cs="맑은 고딕" w:eastAsia="맑은 고딕" w:hAnsi="맑은 고딕"/>
+              </w:rPr>
+              <w:t xml:space="preserve">카드 결제 수수료</w:t>
+            </w:r>
+          </w:p>
+        </w:tc>
+      </w:tr>
+    </w:tbl>
+    <w:p>
+      <w:pPr>
+        <w:spacing w:before="0" w:after="120"/>
+      </w:pPr>
+    </w:p>
+    <w:p>
+      <w:pPr>
+        <w:pBdr>
+          <w:left w:val="single" w:color="9a9a9a" w:sz="12" w:space="8"/>
+        </w:pBdr>
+        <w:shd w:fill="EFEFEF" w:color="auto" w:val="clear"/>
+        <w:spacing w:before="60" w:after="140" w:line="300"/>
+        <w:ind w:left="240"/>
+      </w:pPr>
+      <w:r>
+        <w:rPr>
+          <w:b/>
+          <w:bCs/>
+          <w:color w:val="555555"/>
+          <w:sz w:val="18"/>
+          <w:szCs w:val="18"/>
+          <w:rFonts w:ascii="맑은 고딕" w:cs="맑은 고딕" w:eastAsia="맑은 고딕" w:hAnsi="맑은 고딕"/>
+        </w:rPr>
+        <w:t xml:space="preserve">검토 메모 — </w:t>
+      </w:r>
+      <w:r>
+        <w:rPr>
+          <w:b w:val="false"/>
+          <w:bCs w:val="false"/>
+          <w:color w:val="555555"/>
+          <w:sz w:val="18"/>
+          <w:szCs w:val="18"/>
+          <w:rFonts w:ascii="맑은 고딕" w:cs="맑은 고딕" w:eastAsia="맑은 고딕" w:hAnsi="맑은 고딕"/>
+        </w:rPr>
+        <w:t xml:space="preserve">소개료 20%는 을이 내담자를 앱에 연결해 준 대가입니다. 을이 의료기관과 연계되어 있다면 환자 소개 대가로 해석될 수 있으므로, 이 항목은 변호사 확인이 특히 필요합니다.</w:t>
+      </w:r>
     </w:p>
     <w:p>
       <w:pPr>

--- a/legal/심리상담사업자_제휴계약서_초안.docx
+++ b/legal/심리상담사업자_제휴계약서_초안.docx
@@ -329,7 +329,7 @@
           <w:szCs w:val="19"/>
           <w:rFonts w:ascii="맑은 고딕" w:cs="맑은 고딕" w:eastAsia="맑은 고딕" w:hAnsi="맑은 고딕"/>
         </w:rPr>
-        <w:t xml:space="preserve">1. ‘서비스’: 갑이 운영하는 ‘마인드 인사이드’(https://neurumind.com 및 같은 사이트를 불러오는 안드로이드 앱), 상담사 앱(pro.neurumind.com), 소장 앱(doc.neurumind.com)을 말한다.</w:t>
+        <w:t xml:space="preserve">1. ‘서비스’: 갑이 운영하는 ‘마인드 인사이드’(https://mindinsideapp.com 및 같은 사이트를 불러오는 안드로이드 앱), 상담사 앱(pro.mindinsideapp.com), 소장 앱(doc.mindinsideapp.com)을 말한다.</w:t>
       </w:r>
     </w:p>
     <w:p>
